--- a/public/careers/SMRU Faculty Appointment Detailed Notification.docx
+++ b/public/careers/SMRU Faculty Appointment Detailed Notification.docx
@@ -311,7 +311,7 @@
               <w:rPr>
                 <w:rFonts w:cs="Cambria"/>
               </w:rPr>
-              <w:t>9010445590 | www.smru.edu.in</w:t>
+              <w:t>9010455591 / 92 | www.smru.edu.in</w:t>
             </w:r>
           </w:p>
         </w:tc>
@@ -3022,7 +3022,7 @@
         <w:rPr>
           <w:rFonts w:cs="Cambria"/>
         </w:rPr>
-        <w:t xml:space="preserve">For clarification: hr@smru.edu.in | 9010445590. Refer to the University website for </w:t>
+        <w:t xml:space="preserve">For clarification: hr@smru.edu.in | 9010455591 / 92. Refer to the University website for </w:t>
       </w:r>
       <w:proofErr w:type="spellStart"/>
       <w:r>
